--- a/文件/智能考场与AI结合的先进化终端_参赛作品项目书.docx
+++ b/文件/智能考场与AI结合的先进化终端_参赛作品项目书.docx
@@ -30748,6 +30748,669 @@
       <w:pPr>
         <w:spacing w:after="40"/>
       </w:pPr>
+    </w:p>
+    <w:p>
+      <w:r>
+        <w:t>整理说明（2026-10-14）：原「项目一~项目七」文件夹的方案文档已在整理时舍弃，本产品文档的章节与目录对应关系，现以 项目树\All 下的专题目录为准（00 集成联动 + 01~11）；历史版本仍保留在 Git 提交历史中，需要时可取回。</w:t>
+      </w:r>
+    </w:p>
+    <w:p>
+      <w:pPr>
+        <w:pStyle w:val="Heading1"/>
+      </w:pPr>
+      <w:r>
+        <w:t>附录F  实现现状与本轮更新（2026-10-14）</w:t>
+      </w:r>
+    </w:p>
+    <w:p>
+      <w:r>
+        <w:t>本附录按「可当场复现」的口径列出各专题的实现状态与最近一轮更新的实测结果。只有能跑出自检/测试数字的才标「已实现」；只有一份方案文档的专题，不要按「已实现」验收。</w:t>
+      </w:r>
+    </w:p>
+    <w:p>
+      <w:pPr>
+        <w:pStyle w:val="Heading2"/>
+      </w:pPr>
+      <w:r>
+        <w:t>F.1  专题实现清单</w:t>
+      </w:r>
+    </w:p>
+    <w:tbl>
+      <w:tblPr>
+        <w:tblStyle w:val="TableGrid"/>
+        <w:tblW w:type="auto" w:w="0"/>
+        <w:tblLook w:firstColumn="1" w:firstRow="1" w:lastColumn="0" w:lastRow="0" w:noHBand="0" w:noVBand="1" w:val="04A0"/>
+      </w:tblPr>
+      <w:tblGrid>
+        <w:gridCol w:w="2353"/>
+        <w:gridCol w:w="2353"/>
+        <w:gridCol w:w="2353"/>
+        <w:gridCol w:w="2353"/>
+      </w:tblGrid>
+      <w:tr>
+        <w:tc>
+          <w:tcPr>
+            <w:tcW w:type="dxa" w:w="2041"/>
+          </w:tcPr>
+          <w:p>
+            <w:r>
+              <w:rPr>
+                <w:b/>
+              </w:rPr>
+              <w:t>专题</w:t>
+            </w:r>
+          </w:p>
+        </w:tc>
+        <w:tc>
+          <w:tcPr>
+            <w:tcW w:type="dxa" w:w="3061"/>
+          </w:tcPr>
+          <w:p>
+            <w:r>
+              <w:rPr>
+                <w:b/>
+              </w:rPr>
+              <w:t>内容</w:t>
+            </w:r>
+          </w:p>
+        </w:tc>
+        <w:tc>
+          <w:tcPr>
+            <w:tcW w:type="dxa" w:w="1020"/>
+          </w:tcPr>
+          <w:p>
+            <w:r>
+              <w:rPr>
+                <w:b/>
+              </w:rPr>
+              <w:t>状态</w:t>
+            </w:r>
+          </w:p>
+        </w:tc>
+        <w:tc>
+          <w:tcPr>
+            <w:tcW w:type="dxa" w:w="2948"/>
+          </w:tcPr>
+          <w:p>
+            <w:r>
+              <w:rPr>
+                <w:b/>
+              </w:rPr>
+              <w:t>复现命令与实测</w:t>
+            </w:r>
+          </w:p>
+        </w:tc>
+      </w:tr>
+      <w:tr>
+        <w:tc>
+          <w:tcPr>
+            <w:tcW w:type="dxa" w:w="2041"/>
+          </w:tcPr>
+          <w:p>
+            <w:r>
+              <w:t>00_集成联动</w:t>
+            </w:r>
+          </w:p>
+        </w:tc>
+        <w:tc>
+          <w:tcPr>
+            <w:tcW w:type="dxa" w:w="3061"/>
+          </w:tcPr>
+          <w:p>
+            <w:r>
+              <w:t>01 身份 + 02 画质可信度 + 作弊识别 + 03 处置 + 06 安检串成一条链</w:t>
+            </w:r>
+          </w:p>
+        </w:tc>
+        <w:tc>
+          <w:tcPr>
+            <w:tcW w:type="dxa" w:w="1020"/>
+          </w:tcPr>
+          <w:p>
+            <w:r>
+              <w:t>已实现</w:t>
+            </w:r>
+          </w:p>
+        </w:tc>
+        <w:tc>
+          <w:tcPr>
+            <w:tcW w:type="dxa" w:w="2948"/>
+          </w:tcPr>
+          <w:p>
+            <w:r>
+              <w:t>python main.py → 39/39</w:t>
+            </w:r>
+          </w:p>
+        </w:tc>
+      </w:tr>
+      <w:tr>
+        <w:tc>
+          <w:tcPr>
+            <w:tcW w:type="dxa" w:w="2041"/>
+          </w:tcPr>
+          <w:p>
+            <w:r>
+              <w:t>01_人脸识别与身份核对</w:t>
+            </w:r>
+          </w:p>
+        </w:tc>
+        <w:tc>
+          <w:tcPr>
+            <w:tcW w:type="dxa" w:w="3061"/>
+          </w:tcPr>
+          <w:p>
+            <w:r>
+              <w:t>1:1 / 1:N 核验、证件带出、哈希链审计</w:t>
+            </w:r>
+          </w:p>
+        </w:tc>
+        <w:tc>
+          <w:tcPr>
+            <w:tcW w:type="dxa" w:w="1020"/>
+          </w:tcPr>
+          <w:p>
+            <w:r>
+              <w:t>已实现</w:t>
+            </w:r>
+          </w:p>
+        </w:tc>
+        <w:tc>
+          <w:tcPr>
+            <w:tcW w:type="dxa" w:w="2948"/>
+          </w:tcPr>
+          <w:p>
+            <w:r>
+              <w:t>该目录「运行自检与测试.bat」（186 项测试 + 自检）</w:t>
+            </w:r>
+          </w:p>
+        </w:tc>
+      </w:tr>
+      <w:tr>
+        <w:tc>
+          <w:tcPr>
+            <w:tcW w:type="dxa" w:w="2041"/>
+          </w:tcPr>
+          <w:p>
+            <w:r>
+              <w:t>02_摄像头核查与视频质量诊断</w:t>
+            </w:r>
+          </w:p>
+        </w:tc>
+        <w:tc>
+          <w:tcPr>
+            <w:tcW w:type="dxa" w:w="3061"/>
+          </w:tcPr>
+          <w:p>
+            <w:r>
+              <w:t>无参考画质诊断、基准图比对、工单闭环、实时监控 AI、多模态判读</w:t>
+            </w:r>
+          </w:p>
+        </w:tc>
+        <w:tc>
+          <w:tcPr>
+            <w:tcW w:type="dxa" w:w="1020"/>
+          </w:tcPr>
+          <w:p>
+            <w:r>
+              <w:t>已实现</w:t>
+            </w:r>
+          </w:p>
+        </w:tc>
+        <w:tc>
+          <w:tcPr>
+            <w:tcW w:type="dxa" w:w="2948"/>
+          </w:tcPr>
+          <w:p>
+            <w:r>
+              <w:t>单元测试 260 项 OK；python main.py → 108/108；界面自检 FAIL 0</w:t>
+            </w:r>
+          </w:p>
+        </w:tc>
+      </w:tr>
+      <w:tr>
+        <w:tc>
+          <w:tcPr>
+            <w:tcW w:type="dxa" w:w="2041"/>
+          </w:tcPr>
+          <w:p>
+            <w:r>
+              <w:t>03_智能终端操作</w:t>
+            </w:r>
+          </w:p>
+        </w:tc>
+        <w:tc>
+          <w:tcPr>
+            <w:tcW w:type="dxa" w:w="3061"/>
+          </w:tcPr>
+          <w:p>
+            <w:r>
+              <w:t>告警分级处置、复核留痕、断网补传、终端权限</w:t>
+            </w:r>
+          </w:p>
+        </w:tc>
+        <w:tc>
+          <w:tcPr>
+            <w:tcW w:type="dxa" w:w="1020"/>
+          </w:tcPr>
+          <w:p>
+            <w:r>
+              <w:t>已实现</w:t>
+            </w:r>
+          </w:p>
+        </w:tc>
+        <w:tc>
+          <w:tcPr>
+            <w:tcW w:type="dxa" w:w="2948"/>
+          </w:tcPr>
+          <w:p>
+            <w:r>
+              <w:t>单元测试 257 项 OK；python main.py → 74/74</w:t>
+            </w:r>
+          </w:p>
+        </w:tc>
+      </w:tr>
+      <w:tr>
+        <w:tc>
+          <w:tcPr>
+            <w:tcW w:type="dxa" w:w="2041"/>
+          </w:tcPr>
+          <w:p>
+            <w:r>
+              <w:t>04_巡考机器人</w:t>
+            </w:r>
+          </w:p>
+        </w:tc>
+        <w:tc>
+          <w:tcPr>
+            <w:tcW w:type="dxa" w:w="3061"/>
+          </w:tcPr>
+          <w:p>
+            <w:r>
+              <w:t>机器人巡考方案</w:t>
+            </w:r>
+          </w:p>
+        </w:tc>
+        <w:tc>
+          <w:tcPr>
+            <w:tcW w:type="dxa" w:w="1020"/>
+          </w:tcPr>
+          <w:p>
+            <w:r>
+              <w:t>仅方案文档</w:t>
+            </w:r>
+          </w:p>
+        </w:tc>
+        <w:tc>
+          <w:tcPr>
+            <w:tcW w:type="dxa" w:w="2948"/>
+          </w:tcPr>
+          <w:p>
+            <w:r>
+              <w:t>只有 巡考机器人.md，无代码</w:t>
+            </w:r>
+          </w:p>
+        </w:tc>
+      </w:tr>
+      <w:tr>
+        <w:tc>
+          <w:tcPr>
+            <w:tcW w:type="dxa" w:w="2041"/>
+          </w:tcPr>
+          <w:p>
+            <w:r>
+              <w:t>05_考生数据保护</w:t>
+            </w:r>
+          </w:p>
+        </w:tc>
+        <w:tc>
+          <w:tcPr>
+            <w:tcW w:type="dxa" w:w="3061"/>
+          </w:tcPr>
+          <w:p>
+            <w:r>
+              <w:t>数据分级、加密与合规</w:t>
+            </w:r>
+          </w:p>
+        </w:tc>
+        <w:tc>
+          <w:tcPr>
+            <w:tcW w:type="dxa" w:w="1020"/>
+          </w:tcPr>
+          <w:p>
+            <w:r>
+              <w:t>仅方案文档</w:t>
+            </w:r>
+          </w:p>
+        </w:tc>
+        <w:tc>
+          <w:tcPr>
+            <w:tcW w:type="dxa" w:w="2948"/>
+          </w:tcPr>
+          <w:p>
+            <w:r>
+              <w:t>只有 考生数据保护.md，无代码</w:t>
+            </w:r>
+          </w:p>
+        </w:tc>
+      </w:tr>
+      <w:tr>
+        <w:tc>
+          <w:tcPr>
+            <w:tcW w:type="dxa" w:w="2041"/>
+          </w:tcPr>
+          <w:p>
+            <w:r>
+              <w:t>06_智能安检与手机作弊器材检测</w:t>
+            </w:r>
+          </w:p>
+        </w:tc>
+        <w:tc>
+          <w:tcPr>
+            <w:tcW w:type="dxa" w:w="3061"/>
+          </w:tcPr>
+          <w:p>
+            <w:r>
+              <w:t>安检门判据引擎、复检处置、手机保管柜</w:t>
+            </w:r>
+          </w:p>
+        </w:tc>
+        <w:tc>
+          <w:tcPr>
+            <w:tcW w:type="dxa" w:w="1020"/>
+          </w:tcPr>
+          <w:p>
+            <w:r>
+              <w:t>已实现</w:t>
+            </w:r>
+          </w:p>
+        </w:tc>
+        <w:tc>
+          <w:tcPr>
+            <w:tcW w:type="dxa" w:w="2948"/>
+          </w:tcPr>
+          <w:p>
+            <w:r>
+              <w:t>python 自检.py → 152/152（零第三方依赖）</w:t>
+            </w:r>
+          </w:p>
+        </w:tc>
+      </w:tr>
+      <w:tr>
+        <w:tc>
+          <w:tcPr>
+            <w:tcW w:type="dxa" w:w="2041"/>
+          </w:tcPr>
+          <w:p>
+            <w:r>
+              <w:t>07_无线信号监测与屏蔽管控</w:t>
+            </w:r>
+          </w:p>
+        </w:tc>
+        <w:tc>
+          <w:tcPr>
+            <w:tcW w:type="dxa" w:w="3061"/>
+          </w:tcPr>
+          <w:p>
+            <w:r>
+              <w:t>无线信号监测方案</w:t>
+            </w:r>
+          </w:p>
+        </w:tc>
+        <w:tc>
+          <w:tcPr>
+            <w:tcW w:type="dxa" w:w="1020"/>
+          </w:tcPr>
+          <w:p>
+            <w:r>
+              <w:t>仅方案文档</w:t>
+            </w:r>
+          </w:p>
+        </w:tc>
+        <w:tc>
+          <w:tcPr>
+            <w:tcW w:type="dxa" w:w="2948"/>
+          </w:tcPr>
+          <w:p>
+            <w:r>
+              <w:t>只有 1 份 .md，无代码</w:t>
+            </w:r>
+          </w:p>
+        </w:tc>
+      </w:tr>
+      <w:tr>
+        <w:tc>
+          <w:tcPr>
+            <w:tcW w:type="dxa" w:w="2041"/>
+          </w:tcPr>
+          <w:p>
+            <w:r>
+              <w:t>08_试卷流转与保密室智能监控</w:t>
+            </w:r>
+          </w:p>
+        </w:tc>
+        <w:tc>
+          <w:tcPr>
+            <w:tcW w:type="dxa" w:w="3061"/>
+          </w:tcPr>
+          <w:p>
+            <w:r>
+              <w:t>试卷流转与保密室方案</w:t>
+            </w:r>
+          </w:p>
+        </w:tc>
+        <w:tc>
+          <w:tcPr>
+            <w:tcW w:type="dxa" w:w="1020"/>
+          </w:tcPr>
+          <w:p>
+            <w:r>
+              <w:t>仅方案文档</w:t>
+            </w:r>
+          </w:p>
+        </w:tc>
+        <w:tc>
+          <w:tcPr>
+            <w:tcW w:type="dxa" w:w="2948"/>
+          </w:tcPr>
+          <w:p>
+            <w:r>
+              <w:t>只有 1 份 .md，无代码</w:t>
+            </w:r>
+          </w:p>
+        </w:tc>
+      </w:tr>
+      <w:tr>
+        <w:tc>
+          <w:tcPr>
+            <w:tcW w:type="dxa" w:w="2041"/>
+          </w:tcPr>
+          <w:p>
+            <w:r>
+              <w:t>09_无障碍与特殊考生保障</w:t>
+            </w:r>
+          </w:p>
+        </w:tc>
+        <w:tc>
+          <w:tcPr>
+            <w:tcW w:type="dxa" w:w="3061"/>
+          </w:tcPr>
+          <w:p>
+            <w:r>
+              <w:t>特殊考生通道与服务方案</w:t>
+            </w:r>
+          </w:p>
+        </w:tc>
+        <w:tc>
+          <w:tcPr>
+            <w:tcW w:type="dxa" w:w="1020"/>
+          </w:tcPr>
+          <w:p>
+            <w:r>
+              <w:t>仅方案文档</w:t>
+            </w:r>
+          </w:p>
+        </w:tc>
+        <w:tc>
+          <w:tcPr>
+            <w:tcW w:type="dxa" w:w="2948"/>
+          </w:tcPr>
+          <w:p>
+            <w:r>
+              <w:t>只有 1 份 .md，无代码</w:t>
+            </w:r>
+          </w:p>
+        </w:tc>
+      </w:tr>
+      <w:tr>
+        <w:tc>
+          <w:tcPr>
+            <w:tcW w:type="dxa" w:w="2041"/>
+          </w:tcPr>
+          <w:p>
+            <w:r>
+              <w:t>10_普通考场+特殊考场应用</w:t>
+            </w:r>
+          </w:p>
+        </w:tc>
+        <w:tc>
+          <w:tcPr>
+            <w:tcW w:type="dxa" w:w="3061"/>
+          </w:tcPr>
+          <w:p>
+            <w:r>
+              <w:t>两类考场的落地应用</w:t>
+            </w:r>
+          </w:p>
+        </w:tc>
+        <w:tc>
+          <w:tcPr>
+            <w:tcW w:type="dxa" w:w="1020"/>
+          </w:tcPr>
+          <w:p>
+            <w:r>
+              <w:t>仅方案文档</w:t>
+            </w:r>
+          </w:p>
+        </w:tc>
+        <w:tc>
+          <w:tcPr>
+            <w:tcW w:type="dxa" w:w="2948"/>
+          </w:tcPr>
+          <w:p>
+            <w:r>
+              <w:t>普通考场应用.md + 特殊考场应用.md</w:t>
+            </w:r>
+          </w:p>
+        </w:tc>
+      </w:tr>
+      <w:tr>
+        <w:tc>
+          <w:tcPr>
+            <w:tcW w:type="dxa" w:w="2041"/>
+          </w:tcPr>
+          <w:p>
+            <w:r>
+              <w:t>11_摄像头AI识别</w:t>
+            </w:r>
+          </w:p>
+        </w:tc>
+        <w:tc>
+          <w:tcPr>
+            <w:tcW w:type="dxa" w:w="3061"/>
+          </w:tcPr>
+          <w:p>
+            <w:r>
+              <w:t>纯 AI 框选识别 + 摄像头管理（无登录）</w:t>
+            </w:r>
+          </w:p>
+        </w:tc>
+        <w:tc>
+          <w:tcPr>
+            <w:tcW w:type="dxa" w:w="1020"/>
+          </w:tcPr>
+          <w:p>
+            <w:r>
+              <w:t>已实现</w:t>
+            </w:r>
+          </w:p>
+        </w:tc>
+        <w:tc>
+          <w:tcPr>
+            <w:tcW w:type="dxa" w:w="2948"/>
+          </w:tcPr>
+          <w:p>
+            <w:r>
+              <w:t>python 自检.py → 40/40</w:t>
+            </w:r>
+          </w:p>
+        </w:tc>
+      </w:tr>
+    </w:tbl>
+    <w:p>
+      <w:pPr>
+        <w:pStyle w:val="Heading2"/>
+      </w:pPr>
+      <w:r>
+        <w:t>F.2  本轮新增能力</w:t>
+      </w:r>
+    </w:p>
+    <w:p>
+      <w:r>
+        <w:t>· 作弊行为模式识别：把逐人检测结果（人框/人脸/行为标签/多模态判出的物体）转成时序特征，用「加权风险分数 + 滑动窗口 2 秒 + 持续超阈 1 秒」判定——单帧瞬时动作被自动抑制。已接入 00/02/03，00 联动链新增「作弊识别 → 03 告警」，并沿用机位画质可信度做降级。实测：安静答题不告警；伸懒腰/单帧大幅偏转风险 1.1、不告警；持续侧头 + 多模态判出手机，第 5 帧起红色预警（风险 85.9→100）。</w:t>
+      </w:r>
+    </w:p>
+    <w:p>
+      <w:r>
+        <w:t>· 40 人考场检测：单张推理会把整帧压到 640，把分辨率白白丢掉（1080p 看 40 人时后排只剩十几像素）。新增分块（切片）推理 + 密集档分析长边 1280 + 贴脸特写保护 + 人多时只给异常框写文字。合成 40 人场景（人物外观取自真实抓拍）实测召回 12.5% → 62.5%，精确 89%，单路分析约 190 毫秒。</w:t>
+      </w:r>
+    </w:p>
+    <w:p>
+      <w:r>
+        <w:t>· 行为判据恢复与修正：按《识别准确率优化报告》恢复自适应判据（偏转 &gt; 本人历史中位数×1.15 或 &gt;1.6；前倾 ×1.08 且框高收缩；越界 = 框底过线且头顶下移到画面 45% 以下）；修复「站着的人被标成正常姿态」（改为比例 + 起身动作判据）；「贴边」不再计入越界，只作靠左/靠右位置标签。</w:t>
+      </w:r>
+    </w:p>
+    <w:p>
+      <w:r>
+        <w:t>· 本机摄像头工具：摄像头检测.py（列设备、逐个序号试、判全黑帧、存快照、给结论）、camera_streamUSB.py（自动挑真的能出画面的一路推 MJPEG 流，接口与端口同 camera_stream.py，挑不到就推彩条并明确报警，绝不静默推黑屏）。</w:t>
+      </w:r>
+    </w:p>
+    <w:p>
+      <w:r>
+        <w:t>· 网页版优化：新增「自动刷新」开关（30 秒刷新当前页签）与「最后更新」时间、窄屏（平板/手机）适配、当前页签状态提示；并恢复了被误删的网页端服务端（网页核查面板/server/app.py），实测登录页 HTTP 200 正常返回。</w:t>
+      </w:r>
+    </w:p>
+    <w:p>
+      <w:r>
+        <w:t>· 目录与备份整理：所有历史备份集中到仓库根目录 备份\&lt;项目名&gt;\&lt;备份名&gt;\，备份脚本改为统一写入该目录；修复整理导致的断链（网页端服务端恢复、上传脚本锚定仓库根避免嵌套仓库、README 相对链接补 ../ 、全树文档死链清零）。</w:t>
+      </w:r>
+    </w:p>
+    <w:p>
+      <w:pPr>
+        <w:pStyle w:val="Heading2"/>
+      </w:pPr>
+      <w:r>
+        <w:t>F.3  如实说明（不要拿这些数字当现场验收）</w:t>
+      </w:r>
+    </w:p>
+    <w:p>
+      <w:r>
+        <w:t>· 40 人场景为合成画面（人物外观取自真实抓拍、排布为合成），只用于横向比较配置，不等于真实考场准确率；真实指标必须用考场现场样本。</w:t>
+      </w:r>
+    </w:p>
+    <w:p>
+      <w:r>
+        <w:t>· 摄像头路径下，作弊识别引擎自述「手部交互 / 违禁物体 / 表情 = 不可得」（没有骨骼点与物体模型），物体类证据来自多模态大模型判读（需开启 VLM）；角度类数值为估计值，需按机位标定。</w:t>
+      </w:r>
+    </w:p>
+    <w:p>
+      <w:r>
+        <w:t>· 作弊识别引擎自带的验证场景为合成场景，用于验证判定逻辑，不代表现场表现。</w:t>
+      </w:r>
+    </w:p>
+    <w:p>
+      <w:r>
+        <w:t>· 原「项目一~项目七」方案文档已在整理时舍弃；正文与附录中指向它们的链接已改为纯文字说明。</w:t>
+      </w:r>
     </w:p>
     <w:sectPr>
       <w:footerReference w:type="default" r:id="rId9"/>
